--- a/evidence-room/03_AP_AGENT_OS_PRO/Word_Templates/ER_Meeting_Guide.docx
+++ b/evidence-room/03_AP_AGENT_OS_PRO/Word_Templates/ER_Meeting_Guide.docx
@@ -5,7 +5,8 @@
     <w:p>
       <w:r>
         <w:rPr>
-          <w:b/>
+          <w:rFonts w:ascii="Georgia" w:hAnsi="Georgia" w:eastAsia="Georgia"/>
+          <w:b w:val="0"/>
           <w:color w:val="12160F"/>
           <w:sz w:val="44"/>
         </w:rPr>
@@ -14,22 +15,1714 @@
     </w:p>
     <w:p>
       <w:r>
-        <w:t>Walkthrough, challenge, sign-off. Challenger asks 'show me the artefact.'</w:t>
+        <w:rPr>
+          <w:rFonts w:ascii="Calibri" w:hAnsi="Calibri" w:eastAsia="Calibri"/>
+          <w:b w:val="0"/>
+          <w:color w:val="5A6154"/>
+          <w:sz w:val="20"/>
+        </w:rPr>
+        <w:t>Blank fields are for the licensee. Northline examples are fictional.</w:t>
+      </w:r>
+    </w:p>
+    <w:p>
+      <w:pPr>
+        <w:pStyle w:val="Heading1"/>
+      </w:pPr>
+      <w:r>
+        <w:rPr>
+          <w:color w:val="12160F"/>
+        </w:rPr>
+        <w:t>Meeting guide</w:t>
       </w:r>
     </w:p>
     <w:p>
       <w:r>
-        <w:t>Brand idea: Proof before permission.</w:t>
+        <w:rPr>
+          <w:rFonts w:ascii="Calibri" w:hAnsi="Calibri" w:eastAsia="Calibri"/>
+          <w:b w:val="0"/>
+          <w:sz w:val="22"/>
+        </w:rPr>
+        <w:t>**Product:** Evidence Room — AP Agent OS · Professional</w:t>
+      </w:r>
+    </w:p>
+    <w:p>
+      <w:r>
+        <w:rPr>
+          <w:rFonts w:ascii="Calibri" w:hAnsi="Calibri" w:eastAsia="Calibri"/>
+          <w:b w:val="0"/>
+          <w:sz w:val="22"/>
+        </w:rPr>
+        <w:t>**Use:** Run the meetings the layer actually needs. Cancel any meeting whose only purpose is “AI excitement.”</w:t>
+      </w:r>
+    </w:p>
+    <w:p>
+      <w:r>
+        <w:rPr>
+          <w:rFonts w:ascii="Calibri" w:hAnsi="Calibri" w:eastAsia="Calibri"/>
+          <w:b w:val="0"/>
+          <w:sz w:val="22"/>
+        </w:rPr>
+        <w:t>Steering formats: `Business_Case/EXECUTIVE_STEERING_PACK.md`. Team workshop: `04_AP_AGENT_OS_TEAM/WORKSHOP_AGENDA.md`.</w:t>
+      </w:r>
+    </w:p>
+    <w:p>
+      <w:pPr>
+        <w:pStyle w:val="Heading2"/>
+      </w:pPr>
+      <w:r>
+        <w:rPr>
+          <w:color w:val="12160F"/>
+        </w:rPr>
+        <w:t>1. Catalogue</w:t>
+      </w:r>
+    </w:p>
+    <w:tbl>
+      <w:tblPr>
+        <w:tblStyle w:val="TableGrid"/>
+        <w:tblW w:type="auto" w:w="0"/>
+        <w:tblLook w:firstColumn="1" w:firstRow="1" w:lastColumn="0" w:lastRow="0" w:noHBand="0" w:noVBand="1" w:val="04A0"/>
+      </w:tblPr>
+      <w:tblGrid>
+        <w:gridCol w:w="1930"/>
+        <w:gridCol w:w="1930"/>
+        <w:gridCol w:w="1930"/>
+        <w:gridCol w:w="1930"/>
+        <w:gridCol w:w="1930"/>
+      </w:tblGrid>
+      <w:tr>
+        <w:tc>
+          <w:tcPr>
+            <w:tcW w:type="dxa" w:w="1930"/>
+          </w:tcPr>
+          <w:p>
+            <w:r>
+              <w:rPr>
+                <w:rFonts w:ascii="Calibri" w:hAnsi="Calibri" w:eastAsia="Calibri"/>
+                <w:b/>
+                <w:sz w:val="18"/>
+              </w:rPr>
+              <w:t>Meeting</w:t>
+            </w:r>
+          </w:p>
+        </w:tc>
+        <w:tc>
+          <w:tcPr>
+            <w:tcW w:type="dxa" w:w="1930"/>
+          </w:tcPr>
+          <w:p>
+            <w:r>
+              <w:rPr>
+                <w:rFonts w:ascii="Calibri" w:hAnsi="Calibri" w:eastAsia="Calibri"/>
+                <w:b/>
+                <w:sz w:val="18"/>
+              </w:rPr>
+              <w:t>Length</w:t>
+            </w:r>
+          </w:p>
+        </w:tc>
+        <w:tc>
+          <w:tcPr>
+            <w:tcW w:type="dxa" w:w="1930"/>
+          </w:tcPr>
+          <w:p>
+            <w:r>
+              <w:rPr>
+                <w:rFonts w:ascii="Calibri" w:hAnsi="Calibri" w:eastAsia="Calibri"/>
+                <w:b/>
+                <w:sz w:val="18"/>
+              </w:rPr>
+              <w:t>Cadence</w:t>
+            </w:r>
+          </w:p>
+        </w:tc>
+        <w:tc>
+          <w:tcPr>
+            <w:tcW w:type="dxa" w:w="1930"/>
+          </w:tcPr>
+          <w:p>
+            <w:r>
+              <w:rPr>
+                <w:rFonts w:ascii="Calibri" w:hAnsi="Calibri" w:eastAsia="Calibri"/>
+                <w:b/>
+                <w:sz w:val="18"/>
+              </w:rPr>
+              <w:t>Owner</w:t>
+            </w:r>
+          </w:p>
+        </w:tc>
+        <w:tc>
+          <w:tcPr>
+            <w:tcW w:type="dxa" w:w="1930"/>
+          </w:tcPr>
+          <w:p>
+            <w:r>
+              <w:rPr>
+                <w:rFonts w:ascii="Calibri" w:hAnsi="Calibri" w:eastAsia="Calibri"/>
+                <w:b/>
+                <w:sz w:val="18"/>
+              </w:rPr>
+              <w:t>Required artefacts</w:t>
+            </w:r>
+          </w:p>
+        </w:tc>
+      </w:tr>
+      <w:tr>
+        <w:tc>
+          <w:tcPr>
+            <w:tcW w:type="dxa" w:w="1930"/>
+          </w:tcPr>
+          <w:p>
+            <w:r>
+              <w:rPr>
+                <w:rFonts w:ascii="Calibri" w:hAnsi="Calibri" w:eastAsia="Calibri"/>
+                <w:b w:val="0"/>
+                <w:color w:val="12160F"/>
+                <w:sz w:val="18"/>
+              </w:rPr>
+              <w:t>Diagnostic challenger</w:t>
+            </w:r>
+          </w:p>
+        </w:tc>
+        <w:tc>
+          <w:tcPr>
+            <w:tcW w:type="dxa" w:w="1930"/>
+          </w:tcPr>
+          <w:p>
+            <w:r>
+              <w:rPr>
+                <w:rFonts w:ascii="Calibri" w:hAnsi="Calibri" w:eastAsia="Calibri"/>
+                <w:b w:val="0"/>
+                <w:color w:val="12160F"/>
+                <w:sz w:val="18"/>
+              </w:rPr>
+              <w:t>60–90 min</w:t>
+            </w:r>
+          </w:p>
+        </w:tc>
+        <w:tc>
+          <w:tcPr>
+            <w:tcW w:type="dxa" w:w="1930"/>
+          </w:tcPr>
+          <w:p>
+            <w:r>
+              <w:rPr>
+                <w:rFonts w:ascii="Calibri" w:hAnsi="Calibri" w:eastAsia="Calibri"/>
+                <w:b w:val="0"/>
+                <w:color w:val="12160F"/>
+                <w:sz w:val="18"/>
+              </w:rPr>
+              <w:t>Once per sit</w:t>
+            </w:r>
+          </w:p>
+        </w:tc>
+        <w:tc>
+          <w:tcPr>
+            <w:tcW w:type="dxa" w:w="1930"/>
+          </w:tcPr>
+          <w:p>
+            <w:r>
+              <w:rPr>
+                <w:rFonts w:ascii="Calibri" w:hAnsi="Calibri" w:eastAsia="Calibri"/>
+                <w:b w:val="0"/>
+                <w:color w:val="12160F"/>
+                <w:sz w:val="18"/>
+              </w:rPr>
+              <w:t>Scorer</w:t>
+            </w:r>
+          </w:p>
+        </w:tc>
+        <w:tc>
+          <w:tcPr>
+            <w:tcW w:type="dxa" w:w="1930"/>
+          </w:tcPr>
+          <w:p>
+            <w:r>
+              <w:rPr>
+                <w:rFonts w:ascii="Calibri" w:hAnsi="Calibri" w:eastAsia="Calibri"/>
+                <w:b w:val="0"/>
+                <w:color w:val="12160F"/>
+                <w:sz w:val="18"/>
+              </w:rPr>
+              <w:t>36 questions</w:t>
+            </w:r>
+          </w:p>
+        </w:tc>
+      </w:tr>
+      <w:tr>
+        <w:tc>
+          <w:tcPr>
+            <w:tcW w:type="dxa" w:w="1930"/>
+          </w:tcPr>
+          <w:p>
+            <w:r>
+              <w:rPr>
+                <w:rFonts w:ascii="Calibri" w:hAnsi="Calibri" w:eastAsia="Calibri"/>
+                <w:b w:val="0"/>
+                <w:color w:val="12160F"/>
+                <w:sz w:val="18"/>
+              </w:rPr>
+              <w:t>Path walkthrough</w:t>
+            </w:r>
+          </w:p>
+        </w:tc>
+        <w:tc>
+          <w:tcPr>
+            <w:tcW w:type="dxa" w:w="1930"/>
+          </w:tcPr>
+          <w:p>
+            <w:r>
+              <w:rPr>
+                <w:rFonts w:ascii="Calibri" w:hAnsi="Calibri" w:eastAsia="Calibri"/>
+                <w:b w:val="0"/>
+                <w:color w:val="12160F"/>
+                <w:sz w:val="18"/>
+              </w:rPr>
+              <w:t>90 min</w:t>
+            </w:r>
+          </w:p>
+        </w:tc>
+        <w:tc>
+          <w:tcPr>
+            <w:tcW w:type="dxa" w:w="1930"/>
+          </w:tcPr>
+          <w:p>
+            <w:r>
+              <w:rPr>
+                <w:rFonts w:ascii="Calibri" w:hAnsi="Calibri" w:eastAsia="Calibri"/>
+                <w:b w:val="0"/>
+                <w:color w:val="12160F"/>
+                <w:sz w:val="18"/>
+              </w:rPr>
+              <w:t>Once per path</w:t>
+            </w:r>
+          </w:p>
+        </w:tc>
+        <w:tc>
+          <w:tcPr>
+            <w:tcW w:type="dxa" w:w="1930"/>
+          </w:tcPr>
+          <w:p>
+            <w:r>
+              <w:rPr>
+                <w:rFonts w:ascii="Calibri" w:hAnsi="Calibri" w:eastAsia="Calibri"/>
+                <w:b w:val="0"/>
+                <w:color w:val="12160F"/>
+                <w:sz w:val="18"/>
+              </w:rPr>
+              <w:t>Facilitator</w:t>
+            </w:r>
+          </w:p>
+        </w:tc>
+        <w:tc>
+          <w:tcPr>
+            <w:tcW w:type="dxa" w:w="1930"/>
+          </w:tcPr>
+          <w:p>
+            <w:r>
+              <w:rPr>
+                <w:rFonts w:ascii="Calibri" w:hAnsi="Calibri" w:eastAsia="Calibri"/>
+                <w:b w:val="0"/>
+                <w:color w:val="12160F"/>
+                <w:sz w:val="18"/>
+              </w:rPr>
+              <w:t>Five invoices</w:t>
+            </w:r>
+          </w:p>
+        </w:tc>
+      </w:tr>
+      <w:tr>
+        <w:tc>
+          <w:tcPr>
+            <w:tcW w:type="dxa" w:w="1930"/>
+          </w:tcPr>
+          <w:p>
+            <w:r>
+              <w:rPr>
+                <w:rFonts w:ascii="Calibri" w:hAnsi="Calibri" w:eastAsia="Calibri"/>
+                <w:b w:val="0"/>
+                <w:color w:val="12160F"/>
+                <w:sz w:val="18"/>
+              </w:rPr>
+              <w:t>Charter working</w:t>
+            </w:r>
+          </w:p>
+        </w:tc>
+        <w:tc>
+          <w:tcPr>
+            <w:tcW w:type="dxa" w:w="1930"/>
+          </w:tcPr>
+          <w:p>
+            <w:r>
+              <w:rPr>
+                <w:rFonts w:ascii="Calibri" w:hAnsi="Calibri" w:eastAsia="Calibri"/>
+                <w:b w:val="0"/>
+                <w:color w:val="12160F"/>
+                <w:sz w:val="18"/>
+              </w:rPr>
+              <w:t>60 min</w:t>
+            </w:r>
+          </w:p>
+        </w:tc>
+        <w:tc>
+          <w:tcPr>
+            <w:tcW w:type="dxa" w:w="1930"/>
+          </w:tcPr>
+          <w:p>
+            <w:r>
+              <w:rPr>
+                <w:rFonts w:ascii="Calibri" w:hAnsi="Calibri" w:eastAsia="Calibri"/>
+                <w:b w:val="0"/>
+                <w:color w:val="12160F"/>
+                <w:sz w:val="18"/>
+              </w:rPr>
+              <w:t>Per agent</w:t>
+            </w:r>
+          </w:p>
+        </w:tc>
+        <w:tc>
+          <w:tcPr>
+            <w:tcW w:type="dxa" w:w="1930"/>
+          </w:tcPr>
+          <w:p>
+            <w:r>
+              <w:rPr>
+                <w:rFonts w:ascii="Calibri" w:hAnsi="Calibri" w:eastAsia="Calibri"/>
+                <w:b w:val="0"/>
+                <w:color w:val="12160F"/>
+                <w:sz w:val="18"/>
+              </w:rPr>
+              <w:t>Human owner</w:t>
+            </w:r>
+          </w:p>
+        </w:tc>
+        <w:tc>
+          <w:tcPr>
+            <w:tcW w:type="dxa" w:w="1930"/>
+          </w:tcPr>
+          <w:p>
+            <w:r>
+              <w:rPr>
+                <w:rFonts w:ascii="Calibri" w:hAnsi="Calibri" w:eastAsia="Calibri"/>
+                <w:b w:val="0"/>
+                <w:color w:val="12160F"/>
+                <w:sz w:val="18"/>
+              </w:rPr>
+              <w:t>JD draft</w:t>
+            </w:r>
+          </w:p>
+        </w:tc>
+      </w:tr>
+      <w:tr>
+        <w:tc>
+          <w:tcPr>
+            <w:tcW w:type="dxa" w:w="1930"/>
+          </w:tcPr>
+          <w:p>
+            <w:r>
+              <w:rPr>
+                <w:rFonts w:ascii="Calibri" w:hAnsi="Calibri" w:eastAsia="Calibri"/>
+                <w:b w:val="0"/>
+                <w:color w:val="12160F"/>
+                <w:sz w:val="18"/>
+              </w:rPr>
+              <w:t>Operator huddle (L0 start)</w:t>
+            </w:r>
+          </w:p>
+        </w:tc>
+        <w:tc>
+          <w:tcPr>
+            <w:tcW w:type="dxa" w:w="1930"/>
+          </w:tcPr>
+          <w:p>
+            <w:r>
+              <w:rPr>
+                <w:rFonts w:ascii="Calibri" w:hAnsi="Calibri" w:eastAsia="Calibri"/>
+                <w:b w:val="0"/>
+                <w:color w:val="12160F"/>
+                <w:sz w:val="18"/>
+              </w:rPr>
+              <w:t>20 min</w:t>
+            </w:r>
+          </w:p>
+        </w:tc>
+        <w:tc>
+          <w:tcPr>
+            <w:tcW w:type="dxa" w:w="1930"/>
+          </w:tcPr>
+          <w:p>
+            <w:r>
+              <w:rPr>
+                <w:rFonts w:ascii="Calibri" w:hAnsi="Calibri" w:eastAsia="Calibri"/>
+                <w:b w:val="0"/>
+                <w:color w:val="12160F"/>
+                <w:sz w:val="18"/>
+              </w:rPr>
+              <w:t>Once</w:t>
+            </w:r>
+          </w:p>
+        </w:tc>
+        <w:tc>
+          <w:tcPr>
+            <w:tcW w:type="dxa" w:w="1930"/>
+          </w:tcPr>
+          <w:p>
+            <w:r>
+              <w:rPr>
+                <w:rFonts w:ascii="Calibri" w:hAnsi="Calibri" w:eastAsia="Calibri"/>
+                <w:b w:val="0"/>
+                <w:color w:val="12160F"/>
+                <w:sz w:val="18"/>
+              </w:rPr>
+              <w:t>Process Owner</w:t>
+            </w:r>
+          </w:p>
+        </w:tc>
+        <w:tc>
+          <w:tcPr>
+            <w:tcW w:type="dxa" w:w="1930"/>
+          </w:tcPr>
+          <w:p>
+            <w:r>
+              <w:rPr>
+                <w:rFonts w:ascii="Calibri" w:hAnsi="Calibri" w:eastAsia="Calibri"/>
+                <w:b w:val="0"/>
+                <w:color w:val="12160F"/>
+                <w:sz w:val="18"/>
+              </w:rPr>
+              <w:t>Payment sentence</w:t>
+            </w:r>
+          </w:p>
+        </w:tc>
+      </w:tr>
+      <w:tr>
+        <w:tc>
+          <w:tcPr>
+            <w:tcW w:type="dxa" w:w="1930"/>
+          </w:tcPr>
+          <w:p>
+            <w:r>
+              <w:rPr>
+                <w:rFonts w:ascii="Calibri" w:hAnsi="Calibri" w:eastAsia="Calibri"/>
+                <w:b w:val="0"/>
+                <w:color w:val="12160F"/>
+                <w:sz w:val="18"/>
+              </w:rPr>
+              <w:t>Exception mix</w:t>
+            </w:r>
+          </w:p>
+        </w:tc>
+        <w:tc>
+          <w:tcPr>
+            <w:tcW w:type="dxa" w:w="1930"/>
+          </w:tcPr>
+          <w:p>
+            <w:r>
+              <w:rPr>
+                <w:rFonts w:ascii="Calibri" w:hAnsi="Calibri" w:eastAsia="Calibri"/>
+                <w:b w:val="0"/>
+                <w:color w:val="12160F"/>
+                <w:sz w:val="18"/>
+              </w:rPr>
+              <w:t>30 min</w:t>
+            </w:r>
+          </w:p>
+        </w:tc>
+        <w:tc>
+          <w:tcPr>
+            <w:tcW w:type="dxa" w:w="1930"/>
+          </w:tcPr>
+          <w:p>
+            <w:r>
+              <w:rPr>
+                <w:rFonts w:ascii="Calibri" w:hAnsi="Calibri" w:eastAsia="Calibri"/>
+                <w:b w:val="0"/>
+                <w:color w:val="12160F"/>
+                <w:sz w:val="18"/>
+              </w:rPr>
+              <w:t>Weekly</w:t>
+            </w:r>
+          </w:p>
+        </w:tc>
+        <w:tc>
+          <w:tcPr>
+            <w:tcW w:type="dxa" w:w="1930"/>
+          </w:tcPr>
+          <w:p>
+            <w:r>
+              <w:rPr>
+                <w:rFonts w:ascii="Calibri" w:hAnsi="Calibri" w:eastAsia="Calibri"/>
+                <w:b w:val="0"/>
+                <w:color w:val="12160F"/>
+                <w:sz w:val="18"/>
+              </w:rPr>
+              <w:t>Desk Lead</w:t>
+            </w:r>
+          </w:p>
+        </w:tc>
+        <w:tc>
+          <w:tcPr>
+            <w:tcW w:type="dxa" w:w="1930"/>
+          </w:tcPr>
+          <w:p>
+            <w:r>
+              <w:rPr>
+                <w:rFonts w:ascii="Calibri" w:hAnsi="Calibri" w:eastAsia="Calibri"/>
+                <w:b w:val="0"/>
+                <w:color w:val="12160F"/>
+                <w:sz w:val="18"/>
+              </w:rPr>
+              <w:t>Codes, aging</w:t>
+            </w:r>
+          </w:p>
+        </w:tc>
+      </w:tr>
+      <w:tr>
+        <w:tc>
+          <w:tcPr>
+            <w:tcW w:type="dxa" w:w="1930"/>
+          </w:tcPr>
+          <w:p>
+            <w:r>
+              <w:rPr>
+                <w:rFonts w:ascii="Calibri" w:hAnsi="Calibri" w:eastAsia="Calibri"/>
+                <w:b w:val="0"/>
+                <w:color w:val="12160F"/>
+                <w:sz w:val="18"/>
+              </w:rPr>
+              <w:t>Dual-review</w:t>
+            </w:r>
+          </w:p>
+        </w:tc>
+        <w:tc>
+          <w:tcPr>
+            <w:tcW w:type="dxa" w:w="1930"/>
+          </w:tcPr>
+          <w:p>
+            <w:r>
+              <w:rPr>
+                <w:rFonts w:ascii="Calibri" w:hAnsi="Calibri" w:eastAsia="Calibri"/>
+                <w:b w:val="0"/>
+                <w:color w:val="12160F"/>
+                <w:sz w:val="18"/>
+              </w:rPr>
+              <w:t>45 min</w:t>
+            </w:r>
+          </w:p>
+        </w:tc>
+        <w:tc>
+          <w:tcPr>
+            <w:tcW w:type="dxa" w:w="1930"/>
+          </w:tcPr>
+          <w:p>
+            <w:r>
+              <w:rPr>
+                <w:rFonts w:ascii="Calibri" w:hAnsi="Calibri" w:eastAsia="Calibri"/>
+                <w:b w:val="0"/>
+                <w:color w:val="12160F"/>
+                <w:sz w:val="18"/>
+              </w:rPr>
+              <w:t>Weekly in L0/L1</w:t>
+            </w:r>
+          </w:p>
+        </w:tc>
+        <w:tc>
+          <w:tcPr>
+            <w:tcW w:type="dxa" w:w="1930"/>
+          </w:tcPr>
+          <w:p>
+            <w:r>
+              <w:rPr>
+                <w:rFonts w:ascii="Calibri" w:hAnsi="Calibri" w:eastAsia="Calibri"/>
+                <w:b w:val="0"/>
+                <w:color w:val="12160F"/>
+                <w:sz w:val="18"/>
+              </w:rPr>
+              <w:t>Match Lead</w:t>
+            </w:r>
+          </w:p>
+        </w:tc>
+        <w:tc>
+          <w:tcPr>
+            <w:tcW w:type="dxa" w:w="1930"/>
+          </w:tcPr>
+          <w:p>
+            <w:r>
+              <w:rPr>
+                <w:rFonts w:ascii="Calibri" w:hAnsi="Calibri" w:eastAsia="Calibri"/>
+                <w:b w:val="0"/>
+                <w:color w:val="12160F"/>
+                <w:sz w:val="18"/>
+              </w:rPr>
+              <w:t>Sample</w:t>
+            </w:r>
+          </w:p>
+        </w:tc>
+      </w:tr>
+      <w:tr>
+        <w:tc>
+          <w:tcPr>
+            <w:tcW w:type="dxa" w:w="1930"/>
+          </w:tcPr>
+          <w:p>
+            <w:r>
+              <w:rPr>
+                <w:rFonts w:ascii="Calibri" w:hAnsi="Calibri" w:eastAsia="Calibri"/>
+                <w:b w:val="0"/>
+                <w:color w:val="12160F"/>
+                <w:sz w:val="18"/>
+              </w:rPr>
+              <w:t>Language sample</w:t>
+            </w:r>
+          </w:p>
+        </w:tc>
+        <w:tc>
+          <w:tcPr>
+            <w:tcW w:type="dxa" w:w="1930"/>
+          </w:tcPr>
+          <w:p>
+            <w:r>
+              <w:rPr>
+                <w:rFonts w:ascii="Calibri" w:hAnsi="Calibri" w:eastAsia="Calibri"/>
+                <w:b w:val="0"/>
+                <w:color w:val="12160F"/>
+                <w:sz w:val="18"/>
+              </w:rPr>
+              <w:t>20 min</w:t>
+            </w:r>
+          </w:p>
+        </w:tc>
+        <w:tc>
+          <w:tcPr>
+            <w:tcW w:type="dxa" w:w="1930"/>
+          </w:tcPr>
+          <w:p>
+            <w:r>
+              <w:rPr>
+                <w:rFonts w:ascii="Calibri" w:hAnsi="Calibri" w:eastAsia="Calibri"/>
+                <w:b w:val="0"/>
+                <w:color w:val="12160F"/>
+                <w:sz w:val="18"/>
+              </w:rPr>
+              <w:t>Fortnightly</w:t>
+            </w:r>
+          </w:p>
+        </w:tc>
+        <w:tc>
+          <w:tcPr>
+            <w:tcW w:type="dxa" w:w="1930"/>
+          </w:tcPr>
+          <w:p>
+            <w:r>
+              <w:rPr>
+                <w:rFonts w:ascii="Calibri" w:hAnsi="Calibri" w:eastAsia="Calibri"/>
+                <w:b w:val="0"/>
+                <w:color w:val="12160F"/>
+                <w:sz w:val="18"/>
+              </w:rPr>
+              <w:t>Controls</w:t>
+            </w:r>
+          </w:p>
+        </w:tc>
+        <w:tc>
+          <w:tcPr>
+            <w:tcW w:type="dxa" w:w="1930"/>
+          </w:tcPr>
+          <w:p>
+            <w:r>
+              <w:rPr>
+                <w:rFonts w:ascii="Calibri" w:hAnsi="Calibri" w:eastAsia="Calibri"/>
+                <w:b w:val="0"/>
+                <w:color w:val="12160F"/>
+                <w:sz w:val="18"/>
+              </w:rPr>
+              <w:t>20 outputs</w:t>
+            </w:r>
+          </w:p>
+        </w:tc>
+      </w:tr>
+      <w:tr>
+        <w:tc>
+          <w:tcPr>
+            <w:tcW w:type="dxa" w:w="1930"/>
+          </w:tcPr>
+          <w:p>
+            <w:r>
+              <w:rPr>
+                <w:rFonts w:ascii="Calibri" w:hAnsi="Calibri" w:eastAsia="Calibri"/>
+                <w:b w:val="0"/>
+                <w:color w:val="12160F"/>
+                <w:sz w:val="18"/>
+              </w:rPr>
+              <w:t>Day-30 observe</w:t>
+            </w:r>
+          </w:p>
+        </w:tc>
+        <w:tc>
+          <w:tcPr>
+            <w:tcW w:type="dxa" w:w="1930"/>
+          </w:tcPr>
+          <w:p>
+            <w:r>
+              <w:rPr>
+                <w:rFonts w:ascii="Calibri" w:hAnsi="Calibri" w:eastAsia="Calibri"/>
+                <w:b w:val="0"/>
+                <w:color w:val="12160F"/>
+                <w:sz w:val="18"/>
+              </w:rPr>
+              <w:t>45 min</w:t>
+            </w:r>
+          </w:p>
+        </w:tc>
+        <w:tc>
+          <w:tcPr>
+            <w:tcW w:type="dxa" w:w="1930"/>
+          </w:tcPr>
+          <w:p>
+            <w:r>
+              <w:rPr>
+                <w:rFonts w:ascii="Calibri" w:hAnsi="Calibri" w:eastAsia="Calibri"/>
+                <w:b w:val="0"/>
+                <w:color w:val="12160F"/>
+                <w:sz w:val="18"/>
+              </w:rPr>
+              <w:t>Once</w:t>
+            </w:r>
+          </w:p>
+        </w:tc>
+        <w:tc>
+          <w:tcPr>
+            <w:tcW w:type="dxa" w:w="1930"/>
+          </w:tcPr>
+          <w:p>
+            <w:r>
+              <w:rPr>
+                <w:rFonts w:ascii="Calibri" w:hAnsi="Calibri" w:eastAsia="Calibri"/>
+                <w:b w:val="0"/>
+                <w:color w:val="12160F"/>
+                <w:sz w:val="18"/>
+              </w:rPr>
+              <w:t>Audit observer</w:t>
+            </w:r>
+          </w:p>
+        </w:tc>
+        <w:tc>
+          <w:tcPr>
+            <w:tcW w:type="dxa" w:w="1930"/>
+          </w:tcPr>
+          <w:p>
+            <w:r>
+              <w:rPr>
+                <w:rFonts w:ascii="Calibri" w:hAnsi="Calibri" w:eastAsia="Calibri"/>
+                <w:b w:val="0"/>
+                <w:color w:val="12160F"/>
+                <w:sz w:val="18"/>
+              </w:rPr>
+              <w:t>Packets</w:t>
+            </w:r>
+          </w:p>
+        </w:tc>
+      </w:tr>
+      <w:tr>
+        <w:tc>
+          <w:tcPr>
+            <w:tcW w:type="dxa" w:w="1930"/>
+          </w:tcPr>
+          <w:p>
+            <w:r>
+              <w:rPr>
+                <w:rFonts w:ascii="Calibri" w:hAnsi="Calibri" w:eastAsia="Calibri"/>
+                <w:b w:val="0"/>
+                <w:color w:val="12160F"/>
+                <w:sz w:val="18"/>
+              </w:rPr>
+              <w:t>Recertify</w:t>
+            </w:r>
+          </w:p>
+        </w:tc>
+        <w:tc>
+          <w:tcPr>
+            <w:tcW w:type="dxa" w:w="1930"/>
+          </w:tcPr>
+          <w:p>
+            <w:r>
+              <w:rPr>
+                <w:rFonts w:ascii="Calibri" w:hAnsi="Calibri" w:eastAsia="Calibri"/>
+                <w:b w:val="0"/>
+                <w:color w:val="12160F"/>
+                <w:sz w:val="18"/>
+              </w:rPr>
+              <w:t>60 min</w:t>
+            </w:r>
+          </w:p>
+        </w:tc>
+        <w:tc>
+          <w:tcPr>
+            <w:tcW w:type="dxa" w:w="1930"/>
+          </w:tcPr>
+          <w:p>
+            <w:r>
+              <w:rPr>
+                <w:rFonts w:ascii="Calibri" w:hAnsi="Calibri" w:eastAsia="Calibri"/>
+                <w:b w:val="0"/>
+                <w:color w:val="12160F"/>
+                <w:sz w:val="18"/>
+              </w:rPr>
+              <w:t>Day 90 / quarterly</w:t>
+            </w:r>
+          </w:p>
+        </w:tc>
+        <w:tc>
+          <w:tcPr>
+            <w:tcW w:type="dxa" w:w="1930"/>
+          </w:tcPr>
+          <w:p>
+            <w:r>
+              <w:rPr>
+                <w:rFonts w:ascii="Calibri" w:hAnsi="Calibri" w:eastAsia="Calibri"/>
+                <w:b w:val="0"/>
+                <w:color w:val="12160F"/>
+                <w:sz w:val="18"/>
+              </w:rPr>
+              <w:t>Chair</w:t>
+            </w:r>
+          </w:p>
+        </w:tc>
+        <w:tc>
+          <w:tcPr>
+            <w:tcW w:type="dxa" w:w="1930"/>
+          </w:tcPr>
+          <w:p>
+            <w:r>
+              <w:rPr>
+                <w:rFonts w:ascii="Calibri" w:hAnsi="Calibri" w:eastAsia="Calibri"/>
+                <w:b w:val="0"/>
+                <w:color w:val="12160F"/>
+                <w:sz w:val="18"/>
+              </w:rPr>
+              <w:t>Gate packs</w:t>
+            </w:r>
+          </w:p>
+        </w:tc>
+      </w:tr>
+      <w:tr>
+        <w:tc>
+          <w:tcPr>
+            <w:tcW w:type="dxa" w:w="1930"/>
+          </w:tcPr>
+          <w:p>
+            <w:r>
+              <w:rPr>
+                <w:rFonts w:ascii="Calibri" w:hAnsi="Calibri" w:eastAsia="Calibri"/>
+                <w:b w:val="0"/>
+                <w:color w:val="12160F"/>
+                <w:sz w:val="18"/>
+              </w:rPr>
+              <w:t>Informal-helper review</w:t>
+            </w:r>
+          </w:p>
+        </w:tc>
+        <w:tc>
+          <w:tcPr>
+            <w:tcW w:type="dxa" w:w="1930"/>
+          </w:tcPr>
+          <w:p>
+            <w:r>
+              <w:rPr>
+                <w:rFonts w:ascii="Calibri" w:hAnsi="Calibri" w:eastAsia="Calibri"/>
+                <w:b w:val="0"/>
+                <w:color w:val="12160F"/>
+                <w:sz w:val="18"/>
+              </w:rPr>
+              <w:t>20 min</w:t>
+            </w:r>
+          </w:p>
+        </w:tc>
+        <w:tc>
+          <w:tcPr>
+            <w:tcW w:type="dxa" w:w="1930"/>
+          </w:tcPr>
+          <w:p>
+            <w:r>
+              <w:rPr>
+                <w:rFonts w:ascii="Calibri" w:hAnsi="Calibri" w:eastAsia="Calibri"/>
+                <w:b w:val="0"/>
+                <w:color w:val="12160F"/>
+                <w:sz w:val="18"/>
+              </w:rPr>
+              <w:t>Monthly</w:t>
+            </w:r>
+          </w:p>
+        </w:tc>
+        <w:tc>
+          <w:tcPr>
+            <w:tcW w:type="dxa" w:w="1930"/>
+          </w:tcPr>
+          <w:p>
+            <w:r>
+              <w:rPr>
+                <w:rFonts w:ascii="Calibri" w:hAnsi="Calibri" w:eastAsia="Calibri"/>
+                <w:b w:val="0"/>
+                <w:color w:val="12160F"/>
+                <w:sz w:val="18"/>
+              </w:rPr>
+              <w:t>Process Owner</w:t>
+            </w:r>
+          </w:p>
+        </w:tc>
+        <w:tc>
+          <w:tcPr>
+            <w:tcW w:type="dxa" w:w="1930"/>
+          </w:tcPr>
+          <w:p>
+            <w:r>
+              <w:rPr>
+                <w:rFonts w:ascii="Calibri" w:hAnsi="Calibri" w:eastAsia="Calibri"/>
+                <w:b w:val="0"/>
+                <w:color w:val="12160F"/>
+                <w:sz w:val="18"/>
+              </w:rPr>
+              <w:t>Register</w:t>
+            </w:r>
+          </w:p>
+        </w:tc>
+      </w:tr>
+      <w:tr>
+        <w:tc>
+          <w:tcPr>
+            <w:tcW w:type="dxa" w:w="1930"/>
+          </w:tcPr>
+          <w:p>
+            <w:r>
+              <w:rPr>
+                <w:rFonts w:ascii="Calibri" w:hAnsi="Calibri" w:eastAsia="Calibri"/>
+                <w:b w:val="0"/>
+                <w:color w:val="12160F"/>
+                <w:sz w:val="18"/>
+              </w:rPr>
+              <w:t>Vendor feature refusal</w:t>
+            </w:r>
+          </w:p>
+        </w:tc>
+        <w:tc>
+          <w:tcPr>
+            <w:tcW w:type="dxa" w:w="1930"/>
+          </w:tcPr>
+          <w:p>
+            <w:r>
+              <w:rPr>
+                <w:rFonts w:ascii="Calibri" w:hAnsi="Calibri" w:eastAsia="Calibri"/>
+                <w:b w:val="0"/>
+                <w:color w:val="12160F"/>
+                <w:sz w:val="18"/>
+              </w:rPr>
+              <w:t>15 min</w:t>
+            </w:r>
+          </w:p>
+        </w:tc>
+        <w:tc>
+          <w:tcPr>
+            <w:tcW w:type="dxa" w:w="1930"/>
+          </w:tcPr>
+          <w:p>
+            <w:r>
+              <w:rPr>
+                <w:rFonts w:ascii="Calibri" w:hAnsi="Calibri" w:eastAsia="Calibri"/>
+                <w:b w:val="0"/>
+                <w:color w:val="12160F"/>
+                <w:sz w:val="18"/>
+              </w:rPr>
+              <w:t>As needed</w:t>
+            </w:r>
+          </w:p>
+        </w:tc>
+        <w:tc>
+          <w:tcPr>
+            <w:tcW w:type="dxa" w:w="1930"/>
+          </w:tcPr>
+          <w:p>
+            <w:r>
+              <w:rPr>
+                <w:rFonts w:ascii="Calibri" w:hAnsi="Calibri" w:eastAsia="Calibri"/>
+                <w:b w:val="0"/>
+                <w:color w:val="12160F"/>
+                <w:sz w:val="18"/>
+              </w:rPr>
+              <w:t>Process Owner</w:t>
+            </w:r>
+          </w:p>
+        </w:tc>
+        <w:tc>
+          <w:tcPr>
+            <w:tcW w:type="dxa" w:w="1930"/>
+          </w:tcPr>
+          <w:p>
+            <w:r>
+              <w:rPr>
+                <w:rFonts w:ascii="Calibri" w:hAnsi="Calibri" w:eastAsia="Calibri"/>
+                <w:b w:val="0"/>
+                <w:color w:val="12160F"/>
+                <w:sz w:val="18"/>
+              </w:rPr>
+              <w:t>Demo notes</w:t>
+            </w:r>
+          </w:p>
+        </w:tc>
+      </w:tr>
+    </w:tbl>
+    <w:p>
+      <w:pPr>
+        <w:pStyle w:val="Heading2"/>
+      </w:pPr>
+      <w:r>
+        <w:rPr>
+          <w:color w:val="12160F"/>
+        </w:rPr>
+        <w:t>2. Exception mix (weekly) — script</w:t>
+      </w:r>
+    </w:p>
+    <w:p>
+      <w:pPr>
+        <w:pStyle w:val="ListNumber"/>
+      </w:pPr>
+      <w:r>
+        <w:t>STOP incidents (2 min).</w:t>
+      </w:r>
+    </w:p>
+    <w:p>
+      <w:pPr>
+        <w:pStyle w:val="ListNumber"/>
+      </w:pPr>
+      <w:r>
+        <w:t>Volume and open-without-owner (3).</w:t>
+      </w:r>
+    </w:p>
+    <w:p>
+      <w:pPr>
+        <w:pStyle w:val="ListNumber"/>
+      </w:pPr>
+      <w:r>
+        <w:t>Code mix vs last week (7).</w:t>
+      </w:r>
+    </w:p>
+    <w:p>
+      <w:pPr>
+        <w:pStyle w:val="ListNumber"/>
+      </w:pPr>
+      <w:r>
+        <w:t>Top five aged items by *person* (8).</w:t>
+      </w:r>
+    </w:p>
+    <w:p>
+      <w:pPr>
+        <w:pStyle w:val="ListNumber"/>
+      </w:pPr>
+      <w:r>
+        <w:t>EX-OTH candidates for new codes (5).</w:t>
+      </w:r>
+    </w:p>
+    <w:p>
+      <w:pPr>
+        <w:pStyle w:val="ListNumber"/>
+      </w:pPr>
+      <w:r>
+        <w:t>Language slips (3).</w:t>
+      </w:r>
+    </w:p>
+    <w:p>
+      <w:pPr>
+        <w:pStyle w:val="ListNumber"/>
+      </w:pPr>
+      <w:r>
+        <w:t>Actions with names (2).</w:t>
+      </w:r>
+    </w:p>
+    <w:p>
+      <w:r>
+        <w:rPr>
+          <w:rFonts w:ascii="Calibri" w:hAnsi="Calibri" w:eastAsia="Calibri"/>
+          <w:b w:val="0"/>
+          <w:sz w:val="22"/>
+        </w:rPr>
+        <w:t>**Ban:** “the AI is learning”; savings; fraud counts.</w:t>
+      </w:r>
+    </w:p>
+    <w:p>
+      <w:pPr>
+        <w:pStyle w:val="Heading2"/>
+      </w:pPr>
+      <w:r>
+        <w:rPr>
+          <w:color w:val="12160F"/>
+        </w:rPr>
+        <w:t>3. Operator huddle — talking points</w:t>
+      </w:r>
+    </w:p>
+    <w:p>
+      <w:pPr>
+        <w:pStyle w:val="ListBullet"/>
+      </w:pPr>
+      <w:r>
+        <w:t>You work as you do today during shadow.</w:t>
+      </w:r>
+    </w:p>
+    <w:p>
+      <w:pPr>
+        <w:pStyle w:val="ListBullet"/>
+      </w:pPr>
+      <w:r>
+        <w:t>A recommendation is not a post and not a pay.</w:t>
+      </w:r>
+    </w:p>
+    <w:p>
+      <w:pPr>
+        <w:pStyle w:val="ListBullet"/>
+      </w:pPr>
+      <w:r>
+        <w:t>If a packet is incomplete, stop.</w:t>
+      </w:r>
+    </w:p>
+    <w:p>
+      <w:pPr>
+        <w:pStyle w:val="ListBullet"/>
+      </w:pPr>
+      <w:r>
+        <w:t>If someone says “just release it,” name the class and the human.</w:t>
+      </w:r>
+    </w:p>
+    <w:p>
+      <w:pPr>
+        <w:pStyle w:val="ListBullet"/>
+      </w:pPr>
+      <w:r>
+        <w:t>Flags are hypotheses. Say “possible duplicate,” not “fraud.”</w:t>
+      </w:r>
+    </w:p>
+    <w:p>
+      <w:pPr>
+        <w:pStyle w:val="ListBullet"/>
+      </w:pPr>
+      <w:r>
+        <w:t>You may reject. Rejects are reviewed, not punished.</w:t>
+      </w:r>
+    </w:p>
+    <w:p>
+      <w:pPr>
+        <w:pStyle w:val="Heading2"/>
+      </w:pPr>
+      <w:r>
+        <w:rPr>
+          <w:color w:val="12160F"/>
+        </w:rPr>
+        <w:t>4. Charter working session — agenda</w:t>
+      </w:r>
+    </w:p>
+    <w:tbl>
+      <w:tblPr>
+        <w:tblStyle w:val="TableGrid"/>
+        <w:tblW w:type="auto" w:w="0"/>
+        <w:tblLook w:firstColumn="1" w:firstRow="1" w:lastColumn="0" w:lastRow="0" w:noHBand="0" w:noVBand="1" w:val="04A0"/>
+      </w:tblPr>
+      <w:tblGrid>
+        <w:gridCol w:w="4824"/>
+        <w:gridCol w:w="4824"/>
+      </w:tblGrid>
+      <w:tr>
+        <w:tc>
+          <w:tcPr>
+            <w:tcW w:type="dxa" w:w="4824"/>
+          </w:tcPr>
+          <w:p>
+            <w:r>
+              <w:rPr>
+                <w:rFonts w:ascii="Calibri" w:hAnsi="Calibri" w:eastAsia="Calibri"/>
+                <w:b/>
+                <w:sz w:val="18"/>
+              </w:rPr>
+              <w:t>Min</w:t>
+            </w:r>
+          </w:p>
+        </w:tc>
+        <w:tc>
+          <w:tcPr>
+            <w:tcW w:type="dxa" w:w="4824"/>
+          </w:tcPr>
+          <w:p>
+            <w:r>
+              <w:rPr>
+                <w:rFonts w:ascii="Calibri" w:hAnsi="Calibri" w:eastAsia="Calibri"/>
+                <w:b/>
+                <w:sz w:val="18"/>
+              </w:rPr>
+              <w:t>Item</w:t>
+            </w:r>
+          </w:p>
+        </w:tc>
+      </w:tr>
+      <w:tr>
+        <w:tc>
+          <w:tcPr>
+            <w:tcW w:type="dxa" w:w="4824"/>
+          </w:tcPr>
+          <w:p>
+            <w:r>
+              <w:rPr>
+                <w:rFonts w:ascii="Calibri" w:hAnsi="Calibri" w:eastAsia="Calibri"/>
+                <w:b w:val="0"/>
+                <w:color w:val="12160F"/>
+                <w:sz w:val="18"/>
+              </w:rPr>
+              <w:t>0–10</w:t>
+            </w:r>
+          </w:p>
+        </w:tc>
+        <w:tc>
+          <w:tcPr>
+            <w:tcW w:type="dxa" w:w="4824"/>
+          </w:tcPr>
+          <w:p>
+            <w:r>
+              <w:rPr>
+                <w:rFonts w:ascii="Calibri" w:hAnsi="Calibri" w:eastAsia="Calibri"/>
+                <w:b w:val="0"/>
+                <w:color w:val="12160F"/>
+                <w:sz w:val="18"/>
+              </w:rPr>
+              <w:t>Object types: strike until sampleable</w:t>
+            </w:r>
+          </w:p>
+        </w:tc>
+      </w:tr>
+      <w:tr>
+        <w:tc>
+          <w:tcPr>
+            <w:tcW w:type="dxa" w:w="4824"/>
+          </w:tcPr>
+          <w:p>
+            <w:r>
+              <w:rPr>
+                <w:rFonts w:ascii="Calibri" w:hAnsi="Calibri" w:eastAsia="Calibri"/>
+                <w:b w:val="0"/>
+                <w:color w:val="12160F"/>
+                <w:sz w:val="18"/>
+              </w:rPr>
+              <w:t>10–25</w:t>
+            </w:r>
+          </w:p>
+        </w:tc>
+        <w:tc>
+          <w:tcPr>
+            <w:tcW w:type="dxa" w:w="4824"/>
+          </w:tcPr>
+          <w:p>
+            <w:r>
+              <w:rPr>
+                <w:rFonts w:ascii="Calibri" w:hAnsi="Calibri" w:eastAsia="Calibri"/>
+                <w:b w:val="0"/>
+                <w:color w:val="12160F"/>
+                <w:sz w:val="18"/>
+              </w:rPr>
+              <w:t>Duties vs exclusions (read exclusions aloud)</w:t>
+            </w:r>
+          </w:p>
+        </w:tc>
+      </w:tr>
+      <w:tr>
+        <w:tc>
+          <w:tcPr>
+            <w:tcW w:type="dxa" w:w="4824"/>
+          </w:tcPr>
+          <w:p>
+            <w:r>
+              <w:rPr>
+                <w:rFonts w:ascii="Calibri" w:hAnsi="Calibri" w:eastAsia="Calibri"/>
+                <w:b w:val="0"/>
+                <w:color w:val="12160F"/>
+                <w:sz w:val="18"/>
+              </w:rPr>
+              <w:t>25–35</w:t>
+            </w:r>
+          </w:p>
+        </w:tc>
+        <w:tc>
+          <w:tcPr>
+            <w:tcW w:type="dxa" w:w="4824"/>
+          </w:tcPr>
+          <w:p>
+            <w:r>
+              <w:rPr>
+                <w:rFonts w:ascii="Calibri" w:hAnsi="Calibri" w:eastAsia="Calibri"/>
+                <w:b w:val="0"/>
+                <w:color w:val="12160F"/>
+                <w:sz w:val="18"/>
+              </w:rPr>
+              <w:t>Evidence pack</w:t>
+            </w:r>
+          </w:p>
+        </w:tc>
+      </w:tr>
+      <w:tr>
+        <w:tc>
+          <w:tcPr>
+            <w:tcW w:type="dxa" w:w="4824"/>
+          </w:tcPr>
+          <w:p>
+            <w:r>
+              <w:rPr>
+                <w:rFonts w:ascii="Calibri" w:hAnsi="Calibri" w:eastAsia="Calibri"/>
+                <w:b w:val="0"/>
+                <w:color w:val="12160F"/>
+                <w:sz w:val="18"/>
+              </w:rPr>
+              <w:t>35–45</w:t>
+            </w:r>
+          </w:p>
+        </w:tc>
+        <w:tc>
+          <w:tcPr>
+            <w:tcW w:type="dxa" w:w="4824"/>
+          </w:tcPr>
+          <w:p>
+            <w:r>
+              <w:rPr>
+                <w:rFonts w:ascii="Calibri" w:hAnsi="Calibri" w:eastAsia="Calibri"/>
+                <w:b w:val="0"/>
+                <w:color w:val="12160F"/>
+                <w:sz w:val="18"/>
+              </w:rPr>
+              <w:t>Failure detection and rollback</w:t>
+            </w:r>
+          </w:p>
+        </w:tc>
+      </w:tr>
+      <w:tr>
+        <w:tc>
+          <w:tcPr>
+            <w:tcW w:type="dxa" w:w="4824"/>
+          </w:tcPr>
+          <w:p>
+            <w:r>
+              <w:rPr>
+                <w:rFonts w:ascii="Calibri" w:hAnsi="Calibri" w:eastAsia="Calibri"/>
+                <w:b w:val="0"/>
+                <w:color w:val="12160F"/>
+                <w:sz w:val="18"/>
+              </w:rPr>
+              <w:t>45–55</w:t>
+            </w:r>
+          </w:p>
+        </w:tc>
+        <w:tc>
+          <w:tcPr>
+            <w:tcW w:type="dxa" w:w="4824"/>
+          </w:tcPr>
+          <w:p>
+            <w:r>
+              <w:rPr>
+                <w:rFonts w:ascii="Calibri" w:hAnsi="Calibri" w:eastAsia="Calibri"/>
+                <w:b w:val="0"/>
+                <w:color w:val="12160F"/>
+                <w:sz w:val="18"/>
+              </w:rPr>
+              <w:t>Owner / backup confirmation</w:t>
+            </w:r>
+          </w:p>
+        </w:tc>
+      </w:tr>
+      <w:tr>
+        <w:tc>
+          <w:tcPr>
+            <w:tcW w:type="dxa" w:w="4824"/>
+          </w:tcPr>
+          <w:p>
+            <w:r>
+              <w:rPr>
+                <w:rFonts w:ascii="Calibri" w:hAnsi="Calibri" w:eastAsia="Calibri"/>
+                <w:b w:val="0"/>
+                <w:color w:val="12160F"/>
+                <w:sz w:val="18"/>
+              </w:rPr>
+              <w:t>55–60</w:t>
+            </w:r>
+          </w:p>
+        </w:tc>
+        <w:tc>
+          <w:tcPr>
+            <w:tcW w:type="dxa" w:w="4824"/>
+          </w:tcPr>
+          <w:p>
+            <w:r>
+              <w:rPr>
+                <w:rFonts w:ascii="Calibri" w:hAnsi="Calibri" w:eastAsia="Calibri"/>
+                <w:b w:val="0"/>
+                <w:color w:val="12160F"/>
+                <w:sz w:val="18"/>
+              </w:rPr>
+              <w:t>Sign or adjourn with a date</w:t>
+            </w:r>
+          </w:p>
+        </w:tc>
+      </w:tr>
+    </w:tbl>
+    <w:p>
+      <w:r>
+        <w:rPr>
+          <w:rFonts w:ascii="Calibri" w:hAnsi="Calibri" w:eastAsia="Calibri"/>
+          <w:b w:val="0"/>
+          <w:sz w:val="22"/>
+        </w:rPr>
+        <w:t>If exclusions take less than five minutes, they are incomplete.</w:t>
+      </w:r>
+    </w:p>
+    <w:p>
+      <w:pPr>
+        <w:pStyle w:val="Heading2"/>
+      </w:pPr>
+      <w:r>
+        <w:rPr>
+          <w:color w:val="12160F"/>
+        </w:rPr>
+        <w:t>5. Notes hygiene</w:t>
+      </w:r>
+    </w:p>
+    <w:p>
+      <w:pPr>
+        <w:pStyle w:val="ListBullet"/>
+      </w:pPr>
+      <w:r>
+        <w:t>Attendance, decisions, evidence URIs.</w:t>
+      </w:r>
+    </w:p>
+    <w:p>
+      <w:pPr>
+        <w:pStyle w:val="ListBullet"/>
+      </w:pPr>
+      <w:r>
+        <w:t>No production bank details in notes.</w:t>
+      </w:r>
+    </w:p>
+    <w:p>
+      <w:pPr>
+        <w:pStyle w:val="ListBullet"/>
+      </w:pPr>
+      <w:r>
+        <w:t>File under the Orchestrator or a controlled share — not a personal chat.</w:t>
+      </w:r>
+    </w:p>
+    <w:p>
+      <w:pPr>
+        <w:pStyle w:val="Heading2"/>
+      </w:pPr>
+      <w:r>
+        <w:rPr>
+          <w:color w:val="12160F"/>
+        </w:rPr>
+        <w:t>Document control</w:t>
+      </w:r>
+    </w:p>
+    <w:tbl>
+      <w:tblPr>
+        <w:tblStyle w:val="TableGrid"/>
+        <w:tblW w:type="auto" w:w="0"/>
+        <w:tblLook w:firstColumn="1" w:firstRow="1" w:lastColumn="0" w:lastRow="0" w:noHBand="0" w:noVBand="1" w:val="04A0"/>
+      </w:tblPr>
+      <w:tblGrid>
+        <w:gridCol w:w="4824"/>
+        <w:gridCol w:w="4824"/>
+      </w:tblGrid>
+      <w:tr>
+        <w:tc>
+          <w:tcPr>
+            <w:tcW w:type="dxa" w:w="4824"/>
+          </w:tcPr>
+          <w:p>
+            <w:r>
+              <w:rPr>
+                <w:rFonts w:ascii="Calibri" w:hAnsi="Calibri" w:eastAsia="Calibri"/>
+                <w:b/>
+                <w:sz w:val="18"/>
+              </w:rPr>
+              <w:t>Field</w:t>
+            </w:r>
+          </w:p>
+        </w:tc>
+        <w:tc>
+          <w:tcPr>
+            <w:tcW w:type="dxa" w:w="4824"/>
+          </w:tcPr>
+          <w:p>
+            <w:r>
+              <w:rPr>
+                <w:rFonts w:ascii="Calibri" w:hAnsi="Calibri" w:eastAsia="Calibri"/>
+                <w:b/>
+                <w:sz w:val="18"/>
+              </w:rPr>
+              <w:t>Value</w:t>
+            </w:r>
+          </w:p>
+        </w:tc>
+      </w:tr>
+      <w:tr>
+        <w:tc>
+          <w:tcPr>
+            <w:tcW w:type="dxa" w:w="4824"/>
+          </w:tcPr>
+          <w:p>
+            <w:r>
+              <w:rPr>
+                <w:rFonts w:ascii="Calibri" w:hAnsi="Calibri" w:eastAsia="Calibri"/>
+                <w:b w:val="0"/>
+                <w:color w:val="12160F"/>
+                <w:sz w:val="18"/>
+              </w:rPr>
+              <w:t>Toolkit</w:t>
+            </w:r>
+          </w:p>
+        </w:tc>
+        <w:tc>
+          <w:tcPr>
+            <w:tcW w:type="dxa" w:w="4824"/>
+          </w:tcPr>
+          <w:p>
+            <w:r>
+              <w:rPr>
+                <w:rFonts w:ascii="Calibri" w:hAnsi="Calibri" w:eastAsia="Calibri"/>
+                <w:b w:val="0"/>
+                <w:color w:val="12160F"/>
+                <w:sz w:val="18"/>
+              </w:rPr>
+              <w:t>Evidence Room — AP Agent OS</w:t>
+            </w:r>
+          </w:p>
+        </w:tc>
+      </w:tr>
+      <w:tr>
+        <w:tc>
+          <w:tcPr>
+            <w:tcW w:type="dxa" w:w="4824"/>
+          </w:tcPr>
+          <w:p>
+            <w:r>
+              <w:rPr>
+                <w:rFonts w:ascii="Calibri" w:hAnsi="Calibri" w:eastAsia="Calibri"/>
+                <w:b w:val="0"/>
+                <w:color w:val="12160F"/>
+                <w:sz w:val="18"/>
+              </w:rPr>
+              <w:t>Object</w:t>
+            </w:r>
+          </w:p>
+        </w:tc>
+        <w:tc>
+          <w:tcPr>
+            <w:tcW w:type="dxa" w:w="4824"/>
+          </w:tcPr>
+          <w:p>
+            <w:r>
+              <w:rPr>
+                <w:rFonts w:ascii="Calibri" w:hAnsi="Calibri" w:eastAsia="Calibri"/>
+                <w:b w:val="0"/>
+                <w:color w:val="12160F"/>
+                <w:sz w:val="18"/>
+              </w:rPr>
+              <w:t>Meeting guide</w:t>
+            </w:r>
+          </w:p>
+        </w:tc>
+      </w:tr>
+      <w:tr>
+        <w:tc>
+          <w:tcPr>
+            <w:tcW w:type="dxa" w:w="4824"/>
+          </w:tcPr>
+          <w:p>
+            <w:r>
+              <w:rPr>
+                <w:rFonts w:ascii="Calibri" w:hAnsi="Calibri" w:eastAsia="Calibri"/>
+                <w:b w:val="0"/>
+                <w:color w:val="12160F"/>
+                <w:sz w:val="18"/>
+              </w:rPr>
+              <w:t>Status</w:t>
+            </w:r>
+          </w:p>
+        </w:tc>
+        <w:tc>
+          <w:tcPr>
+            <w:tcW w:type="dxa" w:w="4824"/>
+          </w:tcPr>
+          <w:p>
+            <w:r>
+              <w:rPr>
+                <w:rFonts w:ascii="Calibri" w:hAnsi="Calibri" w:eastAsia="Calibri"/>
+                <w:b w:val="0"/>
+                <w:color w:val="12160F"/>
+                <w:sz w:val="18"/>
+              </w:rPr>
+              <w:t>Edition 1.0.0</w:t>
+            </w:r>
+          </w:p>
+        </w:tc>
+      </w:tr>
+    </w:tbl>
+    <w:p>
+      <w:r>
+        <w:rPr>
+          <w:rFonts w:ascii="Calibri" w:hAnsi="Calibri" w:eastAsia="Calibri"/>
+          <w:b/>
+          <w:color w:val="12160F"/>
+          <w:sz w:val="20"/>
+        </w:rPr>
+        <w:t>Hard hold: agents do not approve, release, or transmit payment. Vendor-bank change and close attestation stay human.</w:t>
       </w:r>
     </w:p>
     <w:sectPr>
+      <w:headerReference w:type="default" r:id="rId9"/>
+      <w:footerReference w:type="default" r:id="rId10"/>
       <w:pgSz w:w="12240" w:h="15840"/>
-      <w:pgMar w:top="1296" w:right="1800" w:bottom="1296" w:left="1800" w:header="720" w:footer="720" w:gutter="0"/>
+      <w:pgMar w:top="1224" w:right="1296" w:bottom="1224" w:left="1296" w:header="720" w:footer="720" w:gutter="0"/>
       <w:cols w:space="720"/>
       <w:docGrid w:linePitch="360"/>
     </w:sectPr>
   </w:body>
 </w:document>
+</file>
+
+<file path=word/footer1.xml><?xml version="1.0" encoding="utf-8"?>
+<w:ftr xmlns:m="http://schemas.openxmlformats.org/officeDocument/2006/math" xmlns:mc="http://schemas.openxmlformats.org/markup-compatibility/2006" xmlns:mo="http://schemas.microsoft.com/office/mac/office/2008/main" xmlns:mv="urn:schemas-microsoft-com:mac:vml" xmlns:o="urn:schemas-microsoft-com:office:office" xmlns:r="http://schemas.openxmlformats.org/officeDocument/2006/relationships" xmlns:v="urn:schemas-microsoft-com:vml" xmlns:w10="urn:schemas-microsoft-com:office:word" xmlns:w14="http://schemas.microsoft.com/office/word/2010/wordml" xmlns:w="http://schemas.openxmlformats.org/wordprocessingml/2006/main" xmlns:wne="http://schemas.microsoft.com/office/word/2006/wordml" xmlns:wp14="http://schemas.microsoft.com/office/word/2010/wordprocessingDrawing" xmlns:wp="http://schemas.openxmlformats.org/drawingml/2006/wordprocessingDrawing" xmlns:wpc="http://schemas.microsoft.com/office/word/2010/wordprocessingCanvas" xmlns:wpg="http://schemas.microsoft.com/office/word/2010/wordprocessingGroup" xmlns:wpi="http://schemas.microsoft.com/office/word/2010/wordprocessingInk" xmlns:wps="http://schemas.microsoft.com/office/word/2010/wordprocessingShape" mc:Ignorable="w14 wp14">
+  <w:p>
+    <w:pPr>
+      <w:pStyle w:val="Footer"/>
+    </w:pPr>
+    <w:r>
+      <w:rPr>
+        <w:rFonts w:ascii="Calibri" w:hAnsi="Calibri" w:eastAsia="Calibri"/>
+        <w:b w:val="0"/>
+        <w:color w:val="5A6154"/>
+        <w:sz w:val="16"/>
+      </w:rPr>
+      <w:t>Working draft. Not legal advice. Payment authorisation stays human.</w:t>
+    </w:r>
+  </w:p>
+</w:ftr>
+</file>
+
+<file path=word/header1.xml><?xml version="1.0" encoding="utf-8"?>
+<w:hdr xmlns:m="http://schemas.openxmlformats.org/officeDocument/2006/math" xmlns:mc="http://schemas.openxmlformats.org/markup-compatibility/2006" xmlns:mo="http://schemas.microsoft.com/office/mac/office/2008/main" xmlns:mv="urn:schemas-microsoft-com:mac:vml" xmlns:o="urn:schemas-microsoft-com:office:office" xmlns:r="http://schemas.openxmlformats.org/officeDocument/2006/relationships" xmlns:v="urn:schemas-microsoft-com:vml" xmlns:w10="urn:schemas-microsoft-com:office:word" xmlns:w14="http://schemas.microsoft.com/office/word/2010/wordml" xmlns:w="http://schemas.openxmlformats.org/wordprocessingml/2006/main" xmlns:wne="http://schemas.microsoft.com/office/word/2006/wordml" xmlns:wp14="http://schemas.microsoft.com/office/word/2010/wordprocessingDrawing" xmlns:wp="http://schemas.openxmlformats.org/drawingml/2006/wordprocessingDrawing" xmlns:wpc="http://schemas.microsoft.com/office/word/2010/wordprocessingCanvas" xmlns:wpg="http://schemas.microsoft.com/office/word/2010/wordprocessingGroup" xmlns:wpi="http://schemas.microsoft.com/office/word/2010/wordprocessingInk" xmlns:wps="http://schemas.microsoft.com/office/word/2010/wordprocessingShape" mc:Ignorable="w14 wp14">
+  <w:p>
+    <w:pPr>
+      <w:pStyle w:val="Header"/>
+    </w:pPr>
+    <w:r>
+      <w:rPr>
+        <w:rFonts w:ascii="Calibri" w:hAnsi="Calibri" w:eastAsia="Calibri"/>
+        <w:b w:val="0"/>
+        <w:color w:val="B0893E"/>
+        <w:sz w:val="16"/>
+      </w:rPr>
+      <w:t>EVIDENCE ROOM — AP AGENT OS  ·  Proof before permission.</w:t>
+    </w:r>
+  </w:p>
+</w:hdr>
 </file>
 
 <file path=word/numbering.xml><?xml version="1.0" encoding="utf-8"?>
@@ -395,9 +2088,6 @@
     <w:name w:val="Normal"/>
     <w:qFormat/>
     <w:rsid w:val="00FC693F"/>
-    <w:rPr>
-      <w:rFonts w:ascii="Calibri" w:hAnsi="Calibri"/>
-    </w:rPr>
   </w:style>
   <w:style w:type="paragraph" w:styleId="Header">
     <w:name w:val="header"/>
